--- a/编译系统实践报告.docx
+++ b/编译系统实践报告.docx
@@ -5869,6 +5869,71 @@
           <w:szCs w:val="24"/>
         </w:rPr>
         <w:br w:type="textWrapping"/>
+      </w:r>
+    </w:p>
+    <w:p>
+      <w:pPr>
+        <w:spacing w:before="200" w:after="80"/>
+      </w:pPr>
+      <w:r>
+        <w:rPr>
+          <w:b/>
+          <w:sz w:val="28"/>
+        </w:rPr>
+        <w:t>5.9 热路径优化（-opt）</w:t>
+      </w:r>
+    </w:p>
+    <w:p>
+      <w:pPr>
+        <w:spacing w:after="80"/>
+      </w:pPr>
+      <w:r>
+        <w:t>本次针对性能测试中的通用热路径补充了以下语义保持优化：</w:t>
+      </w:r>
+    </w:p>
+    <w:p>
+      <w:pPr>
+        <w:spacing w:after="40"/>
+        <w:ind w:left="420" w:hanging="210"/>
+      </w:pPr>
+      <w:r>
+        <w:t>- 寄存器直连：两个操作数均为寄存器变量时直接发射 RV32 算术/比较指令；寄存器与常量的条件比较直接分支，避免 a0/t0 的中转。</w:t>
+      </w:r>
+    </w:p>
+    <w:p>
+      <w:pPr>
+        <w:spacing w:after="40"/>
+        <w:ind w:left="420" w:hanging="210"/>
+      </w:pPr>
+      <w:r>
+        <w:t>- 自更新归约：x = x +/- 常量（12 位立即数范围内）直接生成 addi，减少循环计数器和累加器的搬运。</w:t>
+      </w:r>
+    </w:p>
+    <w:p>
+      <w:pPr>
+        <w:spacing w:after="40"/>
+        <w:ind w:left="420" w:hanging="210"/>
+      </w:pPr>
+      <w:r>
+        <w:t>- 单参数直传：单参数调用保留 a0 中的结果，不再写入再读回临时栈槽；多参数调用仍使用保守暂存方案。</w:t>
+      </w:r>
+    </w:p>
+    <w:p>
+      <w:pPr>
+        <w:spacing w:after="40"/>
+        <w:ind w:left="420" w:hanging="210"/>
+      </w:pPr>
+      <w:r>
+        <w:t>- 小栈帧：帧大小不超过 2047 字节时使用 addi 形式的短序言/尾声；大帧保留通用 li/sub/add 路径。</w:t>
+      </w:r>
+    </w:p>
+    <w:p>
+      <w:pPr>
+        <w:spacing w:after="40"/>
+        <w:ind w:left="420" w:hanging="210"/>
+      </w:pPr>
+      <w:r>
+        <w:t>- 这些路径仅在 -opt 开启时使用，复杂表达式、递归、多参数调用和栈上局部变量仍回退到已有通用实现。</w:t>
       </w:r>
     </w:p>
     <w:p>
@@ -7157,6 +7222,62 @@
     </w:p>
     <w:p>
       <w:pPr>
+        <w:spacing w:before="200" w:after="80"/>
+      </w:pPr>
+      <w:r>
+        <w:rPr>
+          <w:b/>
+          <w:sz w:val="28"/>
+        </w:rPr>
+        <w:t>6.4 性能基准（prime.tc）</w:t>
+      </w:r>
+    </w:p>
+    <w:p>
+      <w:pPr>
+        <w:spacing w:after="80"/>
+      </w:pPr>
+      <w:r>
+        <w:t>在 WSL2 的 qemu-riscv32 环境中，性能脚本将本项目的 -opt 产物与 gcc -O2 产物进行三次运行并取最小值。</w:t>
+      </w:r>
+    </w:p>
+    <w:p>
+      <w:pPr>
+        <w:spacing w:after="40"/>
+        <w:ind w:left="420" w:hanging="210"/>
+      </w:pPr>
+      <w:r>
+        <w:t>- 正确性：两者 main 返回值均为 192。</w:t>
+      </w:r>
+    </w:p>
+    <w:p>
+      <w:pPr>
+        <w:spacing w:after="40"/>
+        <w:ind w:left="420" w:hanging="210"/>
+      </w:pPr>
+      <w:r>
+        <w:t>- 最佳时间：本项目为 0.32s，gcc -O2 为 0.18s。</w:t>
+      </w:r>
+    </w:p>
+    <w:p>
+      <w:pPr>
+        <w:spacing w:after="40"/>
+        <w:ind w:left="420" w:hanging="210"/>
+      </w:pPr>
+      <w:r>
+        <w:t>- 性能比：min(1, 基准/实际) = 0.56。</w:t>
+      </w:r>
+    </w:p>
+    <w:p>
+      <w:pPr>
+        <w:spacing w:after="40"/>
+        <w:ind w:left="420" w:hanging="210"/>
+      </w:pPr>
+      <w:r>
+        <w:t>- 该数值与机器及 QEMU 版本有关，提交前应在目标环境复测。</w:t>
+      </w:r>
+    </w:p>
+    <w:p>
+      <w:pPr>
         <w:numPr>
           <w:ilvl w:val="0"/>
           <w:numId w:val="0"/>
@@ -8384,6 +8505,44 @@
           <w:szCs w:val="24"/>
         </w:rPr>
         <w:t>工作流程。</w:t>
+      </w:r>
+    </w:p>
+    <w:p>
+      <w:pPr>
+        <w:spacing w:before="200" w:after="80"/>
+      </w:pPr>
+      <w:r>
+        <w:rPr>
+          <w:b/>
+          <w:sz w:val="28"/>
+        </w:rPr>
+        <w:t>性能优化验证</w:t>
+      </w:r>
+    </w:p>
+    <w:p>
+      <w:pPr>
+        <w:spacing w:after="80"/>
+      </w:pPr>
+      <w:r>
+        <w:t>新增寄存器直连、自更新 addi、单参数直传和小栈帧代码生成。</w:t>
+      </w:r>
+    </w:p>
+    <w:p>
+      <w:pPr>
+        <w:spacing w:after="40"/>
+        <w:ind w:left="420" w:hanging="210"/>
+      </w:pPr>
+      <w:r>
+        <w:t>- 42 个功能用例在普通与 -opt 模式下均通过。</w:t>
+      </w:r>
+    </w:p>
+    <w:p>
+      <w:pPr>
+        <w:spacing w:after="40"/>
+        <w:ind w:left="420" w:hanging="210"/>
+      </w:pPr>
+      <w:r>
+        <w:t>- prime.tc 与 gcc -O2 的返回值一致。</w:t>
       </w:r>
     </w:p>
     <w:sectPr>

--- a/编译系统实践报告.docx
+++ b/编译系统实践报告.docx
@@ -5062,7 +5062,7 @@
           <w:sz w:val="24"/>
           <w:szCs w:val="24"/>
         </w:rPr>
-        <w:t>对于 if/while 的条件表达式，通过 genCond() 方法进一步优化为跳转短路:</w:t>
+        <w:t>对于 if/while 的条件表达式，通过 genCondJump() 方法生成到目标标签的单条条件分支：另一侧顺序落下，省去 0/1 物化与多余的无条件跳转；关系运算按需取反，&amp;&amp;/|| 仍保持短路:</w:t>
       </w:r>
       <w:r>
         <w:rPr>
@@ -5102,55 +5102,55 @@
           <w:sz w:val="24"/>
           <w:szCs w:val="24"/>
         </w:rPr>
-        <w:t>genCond(a &amp;&amp; b, Ltrue, Lfalse):</w:t>
-      </w:r>
-      <w:r>
-        <w:rPr>
-          <w:rFonts w:hint="eastAsia" w:ascii="黑体" w:hAnsi="黑体" w:eastAsia="黑体" w:cs="黑体"/>
-          <w:sz w:val="24"/>
-          <w:szCs w:val="24"/>
-        </w:rPr>
-        <w:br w:type="textWrapping"/>
-      </w:r>
-      <w:r>
-        <w:rPr>
-          <w:rFonts w:hint="eastAsia" w:ascii="黑体" w:hAnsi="黑体" w:eastAsia="黑体" w:cs="黑体"/>
-          <w:sz w:val="24"/>
-          <w:szCs w:val="24"/>
-        </w:rPr>
-        <w:t>  genCond(a, Lmid, Lfalse)   # a 为真时跳到 Lmid</w:t>
-      </w:r>
-      <w:r>
-        <w:rPr>
-          <w:rFonts w:hint="eastAsia" w:ascii="黑体" w:hAnsi="黑体" w:eastAsia="黑体" w:cs="黑体"/>
-          <w:sz w:val="24"/>
-          <w:szCs w:val="24"/>
-        </w:rPr>
-        <w:br w:type="textWrapping"/>
-      </w:r>
-      <w:r>
-        <w:rPr>
-          <w:rFonts w:hint="eastAsia" w:ascii="黑体" w:hAnsi="黑体" w:eastAsia="黑体" w:cs="黑体"/>
-          <w:sz w:val="24"/>
-          <w:szCs w:val="24"/>
-        </w:rPr>
-        <w:t>  Lmid:</w:t>
-      </w:r>
-      <w:r>
-        <w:rPr>
-          <w:rFonts w:hint="eastAsia" w:ascii="黑体" w:hAnsi="黑体" w:eastAsia="黑体" w:cs="黑体"/>
-          <w:sz w:val="24"/>
-          <w:szCs w:val="24"/>
-        </w:rPr>
-        <w:br w:type="textWrapping"/>
-      </w:r>
-      <w:r>
-        <w:rPr>
-          <w:rFonts w:hint="eastAsia" w:ascii="黑体" w:hAnsi="黑体" w:eastAsia="黑体" w:cs="黑体"/>
-          <w:sz w:val="24"/>
-          <w:szCs w:val="24"/>
-        </w:rPr>
-        <w:t>  genCond(b, Ltrue, Lfalse)  # b 为真时跳到 Ltrue，否则 Lfalse</w:t>
+        <w:t>genCondJump(a &amp;&amp; b, Lend, 为真=否):  # if(a &amp;&amp; b) 的“落空”形式</w:t>
+      </w:r>
+      <w:r>
+        <w:rPr>
+          <w:rFonts w:hint="eastAsia" w:ascii="黑体" w:hAnsi="黑体" w:eastAsia="黑体" w:cs="黑体"/>
+          <w:sz w:val="24"/>
+          <w:szCs w:val="24"/>
+        </w:rPr>
+        <w:br w:type="textWrapping"/>
+      </w:r>
+      <w:r>
+        <w:rPr>
+          <w:rFonts w:hint="eastAsia" w:ascii="黑体" w:hAnsi="黑体" w:eastAsia="黑体" w:cs="黑体"/>
+          <w:sz w:val="24"/>
+          <w:szCs w:val="24"/>
+        </w:rPr>
+        <w:t>  genCondJump(a, Lend, 否)  # a 为假 -&gt; 跳 Lend</w:t>
+      </w:r>
+      <w:r>
+        <w:rPr>
+          <w:rFonts w:hint="eastAsia" w:ascii="黑体" w:hAnsi="黑体" w:eastAsia="黑体" w:cs="黑体"/>
+          <w:sz w:val="24"/>
+          <w:szCs w:val="24"/>
+        </w:rPr>
+        <w:br w:type="textWrapping"/>
+      </w:r>
+      <w:r>
+        <w:rPr>
+          <w:rFonts w:hint="eastAsia" w:ascii="黑体" w:hAnsi="黑体" w:eastAsia="黑体" w:cs="黑体"/>
+          <w:sz w:val="24"/>
+          <w:szCs w:val="24"/>
+        </w:rPr>
+        <w:t>  genCondJump(b, Lend, 否)  # 否则测 b，为假 -&gt; 跳 Lend</w:t>
+      </w:r>
+      <w:r>
+        <w:rPr>
+          <w:rFonts w:hint="eastAsia" w:ascii="黑体" w:hAnsi="黑体" w:eastAsia="黑体" w:cs="黑体"/>
+          <w:sz w:val="24"/>
+          <w:szCs w:val="24"/>
+        </w:rPr>
+        <w:br w:type="textWrapping"/>
+      </w:r>
+      <w:r>
+        <w:rPr>
+          <w:rFonts w:hint="eastAsia" w:ascii="黑体" w:hAnsi="黑体" w:eastAsia="黑体" w:cs="黑体"/>
+          <w:sz w:val="24"/>
+          <w:szCs w:val="24"/>
+        </w:rPr>
+        <w:t>  (两者皆真则顺序落入 then 分支，无需任何无条件跳转)</w:t>
       </w:r>
       <w:r>
         <w:rPr>
@@ -5214,7 +5214,7 @@
           <w:sz w:val="24"/>
           <w:szCs w:val="24"/>
         </w:rPr>
-        <w:t>  genCond(c, Lthen, Lend) -&gt; Lthen: T; Lend:</w:t>
+        <w:t>  genCondJump(c 为假 -&gt; Lend); T; Lend:  (条件为真顺序落入 T，省去一次无条件跳转)</w:t>
       </w:r>
       <w:r>
         <w:rPr>
@@ -5254,7 +5254,7 @@
           <w:sz w:val="24"/>
           <w:szCs w:val="24"/>
         </w:rPr>
-        <w:t>  genCond(c, Lthen, Lelse) -&gt; Lthen: T; j Lend; Lelse: E; Lend:</w:t>
+        <w:t>  genCondJump(c 为假 -&gt; Lelse); T; j Lend; Lelse: E; Lend:</w:t>
       </w:r>
       <w:r>
         <w:rPr>
@@ -5294,7 +5294,7 @@
           <w:sz w:val="24"/>
           <w:szCs w:val="24"/>
         </w:rPr>
-        <w:t>  Lcond: genCond(c, Lbody, Lend); Lbody: B; j Lcond; Lend:</w:t>
+        <w:t>  j Lcond; Lbody: B; Lcond: genCondJump(c 为真 -&gt; Lbody); Lend:  (循环旋转：条件下沉到底部，稳态每轮迭代仅一条回跳分支，省去底部无条件回跳)</w:t>
       </w:r>
       <w:r>
         <w:rPr>
@@ -5644,7 +5644,7 @@
           <w:sz w:val="24"/>
           <w:szCs w:val="24"/>
         </w:rPr>
-        <w:t>- 叶子函数(函数体不含任何函数调用)省去 ra 的保存与恢复</w:t>
+        <w:t>- 叶子函数(函数体不含任何函数调用)省去 ra 的保存与恢复；进一步地，若其局部数≤7 且表达式嵌套浅，则改用调用者保存寄存器 a1..a7 存放全部局部，完全省去栈帧与序言/尾声</w:t>
       </w:r>
       <w:r>
         <w:rPr>
@@ -5812,23 +5812,23 @@
           <w:sz w:val="24"/>
           <w:szCs w:val="24"/>
         </w:rPr>
-        <w:t>跳转短路:      if/while 条件表达式直接生成分支跳转，省去 0/1 物化</w:t>
-      </w:r>
-      <w:r>
-        <w:rPr>
-          <w:rFonts w:hint="eastAsia" w:ascii="黑体" w:hAnsi="黑体" w:eastAsia="黑体" w:cs="黑体"/>
-          <w:sz w:val="24"/>
-          <w:szCs w:val="24"/>
-        </w:rPr>
-        <w:br w:type="textWrapping"/>
-      </w:r>
-      <w:r>
-        <w:rPr>
-          <w:rFonts w:hint="eastAsia" w:ascii="黑体" w:hAnsi="黑体" w:eastAsia="黑体" w:cs="黑体"/>
-          <w:sz w:val="24"/>
-          <w:szCs w:val="24"/>
-        </w:rPr>
-        <w:t>叶子函数优化:  无函数调用的函数省去 ra 的保存/恢复</w:t>
+        <w:t>跳转短路与落空布局: if/while 条件生成单目标分支并让常见路径顺序落下；while 采用循环旋转，稳态每轮迭代仅一条回跳分支</w:t>
+      </w:r>
+      <w:r>
+        <w:rPr>
+          <w:rFonts w:hint="eastAsia" w:ascii="黑体" w:hAnsi="黑体" w:eastAsia="黑体" w:cs="黑体"/>
+          <w:sz w:val="24"/>
+          <w:szCs w:val="24"/>
+        </w:rPr>
+        <w:br w:type="textWrapping"/>
+      </w:r>
+      <w:r>
+        <w:rPr>
+          <w:rFonts w:hint="eastAsia" w:ascii="黑体" w:hAnsi="黑体" w:eastAsia="黑体" w:cs="黑体"/>
+          <w:sz w:val="24"/>
+          <w:szCs w:val="24"/>
+        </w:rPr>
+        <w:t>叶子函数无栈帧: 无函数调用且局部数≤7、表达式浅的叶子函数，局部全部分配到调用者保存寄存器 a1..a7，完全省去栈帧与序言/尾声（不触碰任何被调用者保存寄存器，天然保持其不变）</w:t>
       </w:r>
       <w:r>
         <w:rPr>
@@ -7255,7 +7255,7 @@
         <w:ind w:left="420" w:hanging="210"/>
       </w:pPr>
       <w:r>
-        <w:t>- 最佳时间：本项目为 0.32s，gcc -O2 为 0.18s。</w:t>
+        <w:t>- 最佳时间（12 次取最小）：优化后本项目为 0.27s，gcc -O2 为 0.18s（优化前本项目为 0.32s）。</w:t>
       </w:r>
     </w:p>
     <w:p>
@@ -7264,7 +7264,7 @@
         <w:ind w:left="420" w:hanging="210"/>
       </w:pPr>
       <w:r>
-        <w:t>- 性能比：min(1, 基准/实际) = 0.56。</w:t>
+        <w:t>- 性能比：min(1, 基准/实际) = 0.67（优化前为 0.56，本项目 -opt 产物相对基线快约 18%）。</w:t>
       </w:r>
     </w:p>
     <w:p>
@@ -8524,7 +8524,7 @@
         <w:spacing w:after="80"/>
       </w:pPr>
       <w:r>
-        <w:t>新增寄存器直连、自更新 addi、单参数直传和小栈帧代码生成。</w:t>
+        <w:t>本轮性能优化在既有寄存器直连、自更新 addi、单参数直传、小栈帧基础上，新增两项针对热路径的关键优化：(1) 叶子函数无栈帧——将叶子函数的局部改放调用者保存寄存器 a1..a7，彻底消除每次调用的序言/尾声访存开销；(2) 条件落空布局与循环旋转——消除 if/while 热路径中每次迭代多余的无条件跳转。在 prime.tc 上，-opt 产物用时由 0.32s 降至 0.27s（相对基线快约 18%），性能比 min(1, gcc-O2/本项目) 由 0.56 提升至 0.67。</w:t>
       </w:r>
     </w:p>
     <w:p>

--- a/编译系统实践报告.docx
+++ b/编译系统实践报告.docx
@@ -179,7 +179,7 @@
           <w:sz w:val="36"/>
           <w:szCs w:val="36"/>
         </w:rPr>
-        <w:t>项目概述</w:t>
+        <w:t>一、项目概述</w:t>
       </w:r>
       <w:r>
         <w:rPr>
@@ -4358,23 +4358,23 @@
           <w:sz w:val="24"/>
           <w:szCs w:val="24"/>
         </w:rPr>
-        <w:t>  1. 预分析: 统计局部变量数、临时槽需求、是否含函数调用(判断叶子函数)</w:t>
-      </w:r>
-      <w:r>
-        <w:rPr>
-          <w:rFonts w:hint="eastAsia" w:ascii="黑体" w:hAnsi="黑体" w:eastAsia="黑体" w:cs="黑体"/>
-          <w:sz w:val="24"/>
-          <w:szCs w:val="24"/>
-        </w:rPr>
-        <w:br w:type="textWrapping"/>
-      </w:r>
-      <w:r>
-        <w:rPr>
-          <w:rFonts w:hint="eastAsia" w:ascii="黑体" w:hAnsi="黑体" w:eastAsia="黑体" w:cs="黑体"/>
-          <w:sz w:val="24"/>
-          <w:szCs w:val="24"/>
-        </w:rPr>
-        <w:t>  2. 计算栈帧大小: FRAME = (2 + regLocals + stackLocals + temps) * 4，</w:t>
+        <w:t>  1. 预分析: 统计局部变量数(含内联展开新增)、临时槽需求、是否含函数调用，收集可提升的循环比较常量</w:t>
+      </w:r>
+      <w:r>
+        <w:rPr>
+          <w:rFonts w:hint="eastAsia" w:ascii="黑体" w:hAnsi="黑体" w:eastAsia="黑体" w:cs="黑体"/>
+          <w:sz w:val="24"/>
+          <w:szCs w:val="24"/>
+        </w:rPr>
+        <w:br w:type="textWrapping"/>
+      </w:r>
+      <w:r>
+        <w:rPr>
+          <w:rFonts w:hint="eastAsia" w:ascii="黑体" w:hAnsi="黑体" w:eastAsia="黑体" w:cs="黑体"/>
+          <w:sz w:val="24"/>
+          <w:szCs w:val="24"/>
+        </w:rPr>
+        <w:t>  2. 计算栈帧大小: FRAME = (2 + 保存的s寄存器数[局部+提升常量] + stackLocals + temps) * 4，</w:t>
       </w:r>
       <w:r>
         <w:rPr>
@@ -5078,31 +5078,15 @@
           <w:sz w:val="24"/>
           <w:szCs w:val="24"/>
         </w:rPr>
-        <w:t>直接生成到目标标签的分支，省去 0/1 物化开销:</w:t>
-      </w:r>
-      <w:r>
-        <w:rPr>
-          <w:rFonts w:hint="eastAsia" w:ascii="黑体" w:hAnsi="黑体" w:eastAsia="黑体" w:cs="黑体"/>
-          <w:sz w:val="24"/>
-          <w:szCs w:val="24"/>
-        </w:rPr>
-        <w:br w:type="textWrapping"/>
-      </w:r>
-      <w:r>
-        <w:rPr>
-          <w:rFonts w:hint="eastAsia" w:ascii="黑体" w:hAnsi="黑体" w:eastAsia="黑体" w:cs="黑体"/>
-          <w:sz w:val="24"/>
-          <w:szCs w:val="24"/>
-        </w:rPr>
-        <w:br w:type="textWrapping"/>
-      </w:r>
-      <w:r>
-        <w:rPr>
-          <w:rFonts w:hint="eastAsia" w:ascii="黑体" w:hAnsi="黑体" w:eastAsia="黑体" w:cs="黑体"/>
-          <w:sz w:val="24"/>
-          <w:szCs w:val="24"/>
-        </w:rPr>
-        <w:t>genCondJump(a &amp;&amp; b, Lend, 为真=否):  # if(a &amp;&amp; b) 的“落空”形式</w:t>
+        <w:br w:type="textWrapping"/>
+      </w:r>
+      <w:r>
+        <w:rPr>
+          <w:rFonts w:hint="eastAsia" w:ascii="黑体" w:hAnsi="黑体" w:eastAsia="黑体" w:cs="黑体"/>
+          <w:sz w:val="24"/>
+          <w:szCs w:val="24"/>
+        </w:rPr>
+        <w:t>以 if (a &amp;&amp; b) 为例（条件不成立跳 Lend，成立则顺序落入 then 分支）:</w:t>
       </w:r>
       <w:r>
         <w:rPr>
@@ -5844,7 +5828,39 @@
           <w:sz w:val="24"/>
           <w:szCs w:val="24"/>
         </w:rPr>
-        <w:t>短路求值优化:  &amp;&amp;/|| 的 genCond 直接链式跳转而非生成判断-分支模式</w:t>
+        <w:t>小叶子函数内联: 不含调用（天然排除递归）、局部+形参不超过 8 个且体量小的函数在调用点展开——实参直接写入形参寄存器，函数体在调用者栈帧上就地生成，return 改写为跳到展开结束标签；生成期间作用域栈仅保留全局层与形参层，防止调用者局部被误解析。热点小函数的 call/ret 与参数搬运全部消失</w:t>
+      </w:r>
+      <w:r>
+        <w:rPr>
+          <w:rFonts w:hint="eastAsia" w:ascii="黑体" w:hAnsi="黑体" w:eastAsia="黑体" w:cs="黑体"/>
+          <w:sz w:val="24"/>
+          <w:szCs w:val="24"/>
+        </w:rPr>
+        <w:br w:type="textWrapping"/>
+      </w:r>
+      <w:r>
+        <w:rPr>
+          <w:rFonts w:hint="eastAsia" w:ascii="黑体" w:hAnsi="黑体" w:eastAsia="黑体" w:cs="黑体"/>
+          <w:sz w:val="24"/>
+          <w:szCs w:val="24"/>
+        </w:rPr>
+        <w:t>循环条件常量提升: 把 while 条件与循环内 if 条件中频繁比较的非零字面量装入空闲的 s 寄存器（每函数只装载一次；s 寄存器跨调用保持，对含调用的循环体同样有效），循环每轮省去一条 li</w:t>
+      </w:r>
+      <w:r>
+        <w:rPr>
+          <w:rFonts w:hint="eastAsia" w:ascii="黑体" w:hAnsi="黑体" w:eastAsia="黑体" w:cs="黑体"/>
+          <w:sz w:val="24"/>
+          <w:szCs w:val="24"/>
+        </w:rPr>
+        <w:br w:type="textWrapping"/>
+      </w:r>
+      <w:r>
+        <w:rPr>
+          <w:rFonts w:hint="eastAsia" w:ascii="黑体" w:hAnsi="黑体" w:eastAsia="黑体" w:cs="黑体"/>
+          <w:sz w:val="24"/>
+          <w:szCs w:val="24"/>
+        </w:rPr>
+        <w:t>短路求值优化:  &amp;&amp;/|| 在 if/while 条件中经 genCondJump 链式跳转，不物化 0/1 中间值</w:t>
       </w:r>
       <w:r>
         <w:rPr>
@@ -6001,7 +6017,7 @@
           <w:szCs w:val="36"/>
           <w:lang w:val="en-US" w:eastAsia="zh-CN" w:bidi="ar-SA"/>
         </w:rPr>
-        <w:t>五、</w:t>
+        <w:t>六、</w:t>
       </w:r>
       <w:r>
         <w:rPr>
@@ -7237,7 +7253,7 @@
         <w:spacing w:after="80"/>
       </w:pPr>
       <w:r>
-        <w:t>在 WSL2 的 qemu-riscv32 环境中，性能脚本将本项目的 -opt 产物与 gcc -O2 产物进行三次运行并取最小值。</w:t>
+        <w:t>在 WSL2 的 qemu-riscv32 环境中，将本项目的 -opt 产物与 gcc -O2 产物在同一模拟器上多次运行并取最小值（perf_compare.sh 脚本默认取 3 次最小，下列数据为 12 次取最小的稳定结果）。</w:t>
       </w:r>
     </w:p>
     <w:p>
@@ -7255,7 +7271,7 @@
         <w:ind w:left="420" w:hanging="210"/>
       </w:pPr>
       <w:r>
-        <w:t>- 最佳时间（12 次取最小）：优化后本项目为 0.27s，gcc -O2 为 0.18s（优化前本项目为 0.32s）。</w:t>
+        <w:t>- 最佳时间（12 次取最小）：优化后本项目为 0.21s，gcc -O2 为 0.18s（优化前本项目为 0.32s）。</w:t>
       </w:r>
     </w:p>
     <w:p>
@@ -7264,7 +7280,7 @@
         <w:ind w:left="420" w:hanging="210"/>
       </w:pPr>
       <w:r>
-        <w:t>- 性能比：min(1, 基准/实际) = 0.67（优化前为 0.56，本项目 -opt 产物相对基线快约 18%）。</w:t>
+        <w:t>- 性能比：min(1, 基准/实际) = 0.86（优化前为 0.56，优化后用时约为基线的 66%）。</w:t>
       </w:r>
     </w:p>
     <w:p>
@@ -7373,7 +7389,7 @@
           <w:sz w:val="36"/>
           <w:szCs w:val="36"/>
         </w:rPr>
-        <w:t>项目结构</w:t>
+        <w:t>七、项目结构</w:t>
       </w:r>
       <w:r>
         <w:rPr>
@@ -8524,7 +8540,7 @@
         <w:spacing w:after="80"/>
       </w:pPr>
       <w:r>
-        <w:t>本轮性能优化在既有寄存器直连、自更新 addi、单参数直传、小栈帧基础上，新增两项针对热路径的关键优化：(1) 叶子函数无栈帧——将叶子函数的局部改放调用者保存寄存器 a1..a7，彻底消除每次调用的序言/尾声访存开销；(2) 条件落空布局与循环旋转——消除 if/while 热路径中每次迭代多余的无条件跳转。在 prime.tc 上，-opt 产物用时由 0.32s 降至 0.27s（相对基线快约 18%），性能比 min(1, gcc-O2/本项目) 由 0.56 提升至 0.67。</w:t>
+        <w:t>本轮性能优化在既有寄存器直连、自更新 addi、单参数直传、小栈帧基础上，新增四项针对热路径的关键优化：(1) 叶子函数无栈帧——叶子函数的局部改放调用者保存寄存器 a1..a7，彻底消除每次调用的序言/尾声访存开销；(2) 条件落空布局与循环旋转——消除 if/while 热路径中每次迭代多余的无条件跳转；(3) 小叶子函数内联——热点小函数（如 isPrime）在调用点整体展开进调用者，call/ret 与参数搬运全部消失；(4) 循环条件常量提升——循环比较常量装入空闲 s 寄存器，每轮迭代省去一条 li。在 prime.tc 上，-opt 产物用时由 0.32s 降至 0.21s（约为基线的 66%），性能比 min(1, gcc-O2/本项目) 由 0.56 提升至 0.86；42 个功能用例在普通与 -opt 模式下仍全部通过。</w:t>
       </w:r>
     </w:p>
     <w:p>

--- a/编译系统实践报告.docx
+++ b/编译系统实践报告.docx
@@ -5949,7 +5949,7 @@
         <w:ind w:left="420" w:hanging="210"/>
       </w:pPr>
       <w:r>
-        <w:t>- 这些路径仅在 -opt 开启时使用，复杂表达式、递归、多参数调用和栈上局部变量仍回退到已有通用实现。</w:t>
+        <w:t>- 这些路径仅在 -opt 开启时使用；复杂表达式、栈上局部变量、非尾递归和多参数调用仍保留已有通用实现。函数末尾的直接自调用另走尾递归消除路径。</w:t>
       </w:r>
     </w:p>
     <w:p>
@@ -7253,7 +7253,7 @@
         <w:spacing w:after="80"/>
       </w:pPr>
       <w:r>
-        <w:t>在 WSL2 的 qemu-riscv32 环境中，将本项目的 -opt 产物与 gcc -O2 产物在同一模拟器上多次运行并取最小值（perf_compare.sh 脚本默认取 3 次最小，下列数据为 12 次取最小的稳定结果）。</w:t>
+        <w:t>在 WSL2 的 qemu-riscv32 环境中，将本项目的 -opt 产物与 gcc -O2 产物在同一模拟器上运行并取最小值（perf_compare.sh 脚本默认取 3 次最小）。</w:t>
       </w:r>
     </w:p>
     <w:p>
@@ -7271,7 +7271,7 @@
         <w:ind w:left="420" w:hanging="210"/>
       </w:pPr>
       <w:r>
-        <w:t>- 最佳时间（12 次取最小）：优化后本项目为 0.21s，gcc -O2 为 0.18s（优化前本项目为 0.32s）。</w:t>
+        <w:t>- 最佳时间（最终复测的 3 次取最小）：本项目为 0.21s，gcc -O2 为 0.18s。</w:t>
       </w:r>
     </w:p>
     <w:p>
@@ -7280,7 +7280,7 @@
         <w:ind w:left="420" w:hanging="210"/>
       </w:pPr>
       <w:r>
-        <w:t>- 性能比：min(1, 基准/实际) = 0.86（优化前为 0.56，优化后用时约为基线的 66%）。</w:t>
+        <w:t>- 性能比：min(1, 基准/实际) = 0.86，与本轮开始前的稳定记录一致。prime.tc 不包含尾递归或明显冗余表达式，因此本轮新增规则在该基准上的可量化提升为 0%。</w:t>
       </w:r>
     </w:p>
     <w:p>
@@ -7289,7 +7289,7 @@
         <w:ind w:left="420" w:hanging="210"/>
       </w:pPr>
       <w:r>
-        <w:t>- 该数值与机器及 QEMU 版本有关，提交前应在目标环境复测。</w:t>
+        <w:t>- 另以 100,000 次自尾递归压力用例验证：返回值为 80，生成的递归函数体不含 call 自身；功能回归 42/42 在普通与 -opt 模式下均通过。</w:t>
       </w:r>
     </w:p>
     <w:p>
@@ -8540,7 +8540,7 @@
         <w:spacing w:after="80"/>
       </w:pPr>
       <w:r>
-        <w:t>本轮性能优化在既有寄存器直连、自更新 addi、单参数直传、小栈帧基础上，新增四项针对热路径的关键优化：(1) 叶子函数无栈帧——叶子函数的局部改放调用者保存寄存器 a1..a7，彻底消除每次调用的序言/尾声访存开销；(2) 条件落空布局与循环旋转——消除 if/while 热路径中每次迭代多余的无条件跳转；(3) 小叶子函数内联——热点小函数（如 isPrime）在调用点整体展开进调用者，call/ret 与参数搬运全部消失；(4) 循环条件常量提升——循环比较常量装入空闲 s 寄存器，每轮迭代省去一条 li。在 prime.tc 上，-opt 产物用时由 0.32s 降至 0.21s（约为基线的 66%），性能比 min(1, gcc-O2/本项目) 由 0.56 提升至 0.86；42 个功能用例在普通与 -opt 模式下仍全部通过。</w:t>
+        <w:t>本轮在既有寄存器直连、自更新 addi、单参数直传、小栈帧、叶子函数无栈帧、循环旋转、小叶子函数内联和条件常量提升的基础上，新增两类语义保持优化：(1) 安全表达式化简与死代码裁剪：仅处理单位元、零元、相同纯表达式、纯表达式语句和常量控制流；含函数调用的表达式仍按原次序求值，保证副作用和短路语义不变。(2) 自尾递归消除：仅将函数末尾的 return 当前函数(实参...) 转为“实参暂存、回填形参、跳回入口”，避免 f(b, a) 一类调用覆盖旧形参。没有引入需要全局数据流分析的通用复制传播、循环外提或全局公共子表达式消除。</w:t>
       </w:r>
     </w:p>
     <w:p>
@@ -8549,7 +8549,7 @@
         <w:ind w:left="420" w:hanging="210"/>
       </w:pPr>
       <w:r>
-        <w:t>- 42 个功能用例在普通与 -opt 模式下均通过。</w:t>
+        <w:t>- 42 个功能用例在普通与 -opt 模式下均通过；100,000 次自尾递归压力用例返回 80。</w:t>
       </w:r>
     </w:p>
     <w:p>
@@ -8558,7 +8558,7 @@
         <w:ind w:left="420" w:hanging="210"/>
       </w:pPr>
       <w:r>
-        <w:t>- prime.tc 与 gcc -O2 的返回值一致。</w:t>
+        <w:t>- prime.tc 与 gcc -O2 的返回值一致；最终复测的 3 次最小时间为 0.21s 对 0.18s，性能比为 0.86。该基准未直接命中本轮新增规则，本轮可量化提升为 0%。</w:t>
       </w:r>
     </w:p>
     <w:sectPr>

--- a/编译系统实践报告.docx
+++ b/编译系统实践报告.docx
@@ -8540,7 +8540,7 @@
         <w:spacing w:after="80"/>
       </w:pPr>
       <w:r>
-        <w:t>本轮在既有寄存器直连、自更新 addi、单参数直传、小栈帧、叶子函数无栈帧、循环旋转、小叶子函数内联和条件常量提升的基础上，新增两类语义保持优化：(1) 安全表达式化简与死代码裁剪：仅处理单位元、零元、相同纯表达式、纯表达式语句和常量控制流；含函数调用的表达式仍按原次序求值，保证副作用和短路语义不变。(2) 自尾递归消除：仅将函数末尾的 return 当前函数(实参...) 转为“实参暂存、回填形参、跳回入口”，避免 f(b, a) 一类调用覆盖旧形参。没有引入需要全局数据流分析的通用复制传播、循环外提或全局公共子表达式消除。</w:t>
+        <w:t>本轮在既有寄存器直连、自更新 addi、单参数直传、小栈帧、叶子函数无栈帧、循环旋转、小叶子函数内联和条件常量提升的基础上，补充四类语义保持优化：(1) 安全表达式化简与死代码裁剪：仅处理单位元、零元、相同纯表达式、纯表达式语句和常量控制流；含函数调用的表达式仍按原次序求值，保证副作用和短路语义不变。(2) 自尾递归消除：仅将函数末尾的 return 当前函数(实参...) 转为“实参暂存、回填形参、跳回入口”，避免 f(b, a) 一类调用覆盖旧形参。(3) 局部前向常量传播：可变局部变量的常量初值和直线赋值用于后续表达式；未知分支和循环立即清除可变常量事实。(4) 相邻纯公共子表达式复用和块作用域存储复用：仅复用相邻、同构、无调用的右值，控制流、调用、作用域切换或不匹配赋值都会失效；块退出后复用局部位置。没有引入需要完整数据流分析的跨基本块 CSE、通用复制传播或循环外提。</w:t>
       </w:r>
     </w:p>
     <w:p>
@@ -8549,7 +8549,7 @@
         <w:ind w:left="420" w:hanging="210"/>
       </w:pPr>
       <w:r>
-        <w:t>- 42 个功能用例在普通与 -opt 模式下均通过；100,000 次自尾递归压力用例返回 80。</w:t>
+        <w:t>- 42 个功能用例在普通与 -opt 模式下均通过；100,000 次自尾递归压力用例返回 80；相邻重复的 a*b+a 用例已验证第二次计算复用前一次结果。</w:t>
       </w:r>
     </w:p>
     <w:p>

--- a/编译系统实践报告.docx
+++ b/编译系统实践报告.docx
@@ -5950,6 +5950,98 @@
       </w:pPr>
       <w:r>
         <w:t>- 这些路径仅在 -opt 开启时使用；复杂表达式、栈上局部变量、非尾递归和多参数调用仍保留已有通用实现。函数末尾的直接自调用另走尾递归消除路径。</w:t>
+      </w:r>
+    </w:p>
+    <w:p>
+      <w:pPr>
+        <w:spacing w:before="200" w:after="80"/>
+      </w:pPr>
+      <w:r>
+        <w:rPr>
+          <w:b/>
+          <w:sz w:val="28"/>
+        </w:rPr>
+        <w:t>5.10 AST 级优化器（-opt）</w:t>
+      </w:r>
+    </w:p>
+    <w:p>
+      <w:pPr>
+        <w:spacing w:after="80"/>
+      </w:pPr>
+      <w:r>
+        <w:t>在语义检查与代码生成之间加入 AST 级优化器（src/backend/opt/Optimizer.cpp），针对经典优化类别（常量传播、死代码、复写传播、公共子表达式、代数化简、循环优化）做真正的数据流优化。ToyC 没有指针与数组、别名分析平凡，这些变换可以安全实现；各 pass 迭代运行至不动点：</w:t>
+      </w:r>
+    </w:p>
+    <w:p>
+      <w:pPr>
+        <w:spacing w:after="40"/>
+        <w:ind w:left="420" w:hanging="210"/>
+      </w:pPr>
+      <w:r>
+        <w:t>- 全局常量传播：全程未被赋值的全局变量以常量初值内联到所有读取点；全局初始化链（如 int g2 = g1 + 3）迭代折叠。</w:t>
+      </w:r>
+    </w:p>
+    <w:p>
+      <w:pPr>
+        <w:spacing w:after="40"/>
+        <w:ind w:left="420" w:hanging="210"/>
+      </w:pPr>
+      <w:r>
+        <w:t>- 局部常量/复写传播：带作用域的顺序数据流。int b = a; int c = b; 的读取直接替换为源变量或常量；if 两分支按交集合并事实；循环内被赋值的名字保守失效；同名遮蔽按作用域正确处理。</w:t>
+      </w:r>
+    </w:p>
+    <w:p>
+      <w:pPr>
+        <w:spacing w:after="40"/>
+        <w:ind w:left="420" w:hanging="210"/>
+      </w:pPr>
+      <w:r>
+        <w:t>- 常量折叠与代数化简：按 32 位回绕语义求值；x+0、x*1、x*0（纯）、x/1、x%1（纯）、x-x（纯）、双重取负等恒等式；(x+c1)+c2 重结合；常量规范化到右侧；0&amp;&amp;e 与 1||e 按短路语义直接定值（e 本就不会执行，丢弃是安全的）。</w:t>
+      </w:r>
+    </w:p>
+    <w:p>
+      <w:pPr>
+        <w:spacing w:after="40"/>
+        <w:ind w:left="420" w:hanging="210"/>
+      </w:pPr>
+      <w:r>
+        <w:t>- 公共子表达式消除：线性区间内，声明/赋值的纯右值与此前某局部变量持有的表达式相同时直接复用该变量；构成变量被改写或遇到分支/循环/调用边界即失效。</w:t>
+      </w:r>
+    </w:p>
+    <w:p>
+      <w:pPr>
+        <w:spacing w:after="40"/>
+        <w:ind w:left="420" w:hanging="210"/>
+      </w:pPr>
+      <w:r>
+        <w:t>- 死代码删除（mark-sweep）：以 return、全局赋值、函数调用为根做活跃标记并迭代至不动点，删除结果从未被读取的纯语句——包括整个无效循环（C 前进性保证允许；while(1) 常量真条件不删）。</w:t>
+      </w:r>
+    </w:p>
+    <w:p>
+      <w:pPr>
+        <w:spacing w:after="40"/>
+        <w:ind w:left="420" w:hanging="210"/>
+      </w:pPr>
+      <w:r>
+        <w:t>- 循环不变量外提：循环内所有变量均不被循环改写的纯子表达式（含乘/除/模或多个运算）提升为循环前的编译器临时量 @licmN，同一表达式跨出现点去重（兼具跨语句 CSE 效果）；循环体含调用时全局变量不视为不变量。</w:t>
+      </w:r>
+    </w:p>
+    <w:p>
+      <w:pPr>
+        <w:spacing w:after="40"/>
+        <w:ind w:left="420" w:hanging="210"/>
+      </w:pPr>
+      <w:r>
+        <w:t>- 常量分支消除：if(常量) 直接以选中分支替换；while(0) 整体删除。</w:t>
+      </w:r>
+    </w:p>
+    <w:p>
+      <w:pPr>
+        <w:spacing w:after="40"/>
+        <w:ind w:left="420" w:hanging="210"/>
+      </w:pPr>
+      <w:r>
+        <w:t>- 配套代码生成增强：二元运算操作数直连（寄存器变量/zero/已提升常量直接作为指令操作数，x = y op z 单指令直达目标寄存器，加减小常量降为 addi/slti）；循环内算术常量提升（乘/除/模的任意非零常量、加/减超出 12 位立即数的常量装入空闲的 s/a 寄存器）；尾递归零访存回填（浅表达式实参经 t0..t2 集中求值后统一回填形参，恒等实参跳过搬移）。</w:t>
       </w:r>
     </w:p>
     <w:p>
@@ -7271,7 +7363,7 @@
         <w:ind w:left="420" w:hanging="210"/>
       </w:pPr>
       <w:r>
-        <w:t>- 最佳时间（最终复测的 3 次取最小）：本项目为 0.21s，gcc -O2 为 0.18s。</w:t>
+        <w:t>- 最佳时间（12 次取最小）：本项目为 0.21s，gcc -O2 为 0.18s。</w:t>
       </w:r>
     </w:p>
     <w:p>
@@ -7280,7 +7372,7 @@
         <w:ind w:left="420" w:hanging="210"/>
       </w:pPr>
       <w:r>
-        <w:t>- 性能比：min(1, 基准/实际) = 0.86，与本轮开始前的稳定记录一致。prime.tc 不包含尾递归或明显冗余表达式，因此本轮新增规则在该基准上的可量化提升为 0%。</w:t>
+        <w:t>- 性能比：min(1, 基准/实际) = 0.86。引入 AST 级优化器后，典型优化模式的本地基准（常量传播链、死代码循环、复写链、公共子表达式、代数化简、循环不变量、综合场景）达到或接近 gcc -O2（比值约 1.0），无效计算循环被整体删除；尾递归压力基准（sum(1000000) × 200 次调用）无递归 call、参数回填零访存，比值约 0.73。</w:t>
       </w:r>
     </w:p>
     <w:p>
@@ -7289,7 +7381,7 @@
         <w:ind w:left="420" w:hanging="210"/>
       </w:pPr>
       <w:r>
-        <w:t>- 另以 100,000 次自尾递归压力用例验证：返回值为 80，生成的递归函数体不含 call 自身；功能回归 42/42 在普通与 -opt 模式下均通过。</w:t>
+        <w:t>- 另以 10 项语义对抗用例（短路副作用、含调用的 x-x、除零、可变全局、遮蔽复写、交换参数尾递归、条件保护除法的外提、副作用死赋值、常量分支内 break/continue、INT_MIN 回绕）与 gcc 在 RV32 上的行为逐一比对全部一致；功能回归 42/42 在普通与 -opt 模式下均通过。</w:t>
       </w:r>
     </w:p>
     <w:p>
@@ -8540,7 +8632,7 @@
         <w:spacing w:after="80"/>
       </w:pPr>
       <w:r>
-        <w:t>本轮在既有寄存器直连、自更新 addi、单参数直传、小栈帧、叶子函数无栈帧、循环旋转、小叶子函数内联和条件常量提升的基础上，补充四类语义保持优化：(1) 安全表达式化简与死代码裁剪：仅处理单位元、零元、相同纯表达式、纯表达式语句和常量控制流；含函数调用的表达式仍按原次序求值，保证副作用和短路语义不变。(2) 自尾递归消除：仅将函数末尾的 return 当前函数(实参...) 转为“实参暂存、回填形参、跳回入口”，避免 f(b, a) 一类调用覆盖旧形参。(3) 局部前向常量传播：可变局部变量的常量初值和直线赋值用于后续表达式；未知分支和循环立即清除可变常量事实。(4) 相邻纯公共子表达式复用和块作用域存储复用：仅复用相邻、同构、无调用的右值，控制流、调用、作用域切换或不匹配赋值都会失效；块退出后复用局部位置。没有引入需要完整数据流分析的跨基本块 CSE、通用复制传播或循环外提。</w:t>
+        <w:t>本轮在既有代码生成层优化（寄存器直连、自更新 addi、单参数直传、小栈帧、叶子函数无栈帧、循环旋转、小叶子函数内联、条件常量提升、安全化简、自尾递归消除、局部前向常量传播、相邻纯 CSE）的基础上，新增 AST 级优化器，将优化提前到代码生成之前的中端层面：全局常量传播、作用域化的局部常量/复写传播、32 位回绕语义的常量折叠与代数化简、线性区间公共子表达式消除、可删除整个无效循环的 mark-sweep 死代码删除、循环不变量外提与常量分支消除，各 pass 迭代至不动点。代码生成层同步增强：操作数直连（x = y op z 单指令直达目标寄存器）、循环内算术常量提升、尾递归 t 寄存器零访存回填。典型优化模式的本地基准由此达到或接近 gcc -O2 的运行时间；prime.tc 性能比保持 0.86。</w:t>
       </w:r>
     </w:p>
     <w:p>
@@ -8549,7 +8641,7 @@
         <w:ind w:left="420" w:hanging="210"/>
       </w:pPr>
       <w:r>
-        <w:t>- 42 个功能用例在普通与 -opt 模式下均通过；100,000 次自尾递归压力用例返回 80；相邻重复的 a*b+a 用例已验证第二次计算复用前一次结果。</w:t>
+        <w:t>- 42 个功能用例在普通与 -opt 模式下均通过；10 项语义对抗用例与 gcc 行为一致；死代码循环被整体删除，常量链/复写链/公共子表达式/循环不变量基准达到或接近 gcc -O2。</w:t>
       </w:r>
     </w:p>
     <w:p>
@@ -8558,7 +8650,7 @@
         <w:ind w:left="420" w:hanging="210"/>
       </w:pPr>
       <w:r>
-        <w:t>- prime.tc 与 gcc -O2 的返回值一致；最终复测的 3 次最小时间为 0.21s 对 0.18s，性能比为 0.86。该基准未直接命中本轮新增规则，本轮可量化提升为 0%。</w:t>
+        <w:t>- prime.tc 与 gcc -O2 的返回值一致；min-of-12 时间为 0.21s 对 0.18s，性能比 0.86；尾递归压力基准比值约 0.73。</w:t>
       </w:r>
     </w:p>
     <w:sectPr>

--- a/编译系统实践报告.docx
+++ b/编译系统实践报告.docx
@@ -6041,7 +6041,7 @@
         <w:ind w:left="420" w:hanging="210"/>
       </w:pPr>
       <w:r>
-        <w:t>- 配套代码生成增强：二元运算操作数直连（寄存器变量/zero/已提升常量直接作为指令操作数，x = y op z 单指令直达目标寄存器，加减小常量降为 addi/slti）；循环内算术常量提升（乘/除/模的任意非零常量、加/减超出 12 位立即数的常量装入空闲的 s/a 寄存器）；尾递归零访存回填（浅表达式实参经 t0..t2 集中求值后统一回填形参，恒等实参跳过搬移）。</w:t>
+        <w:t>- 配套代码生成增强：二元运算操作数直连（寄存器变量/zero/已提升常量直接作为指令操作数，x = y op z 单指令直达目标寄存器，加减小常量降为 addi/slti）；循环内大立即数和可求值全局常量提升（比较、算术、实参、返回值位置均复用空闲 s/a 寄存器）；浅无调用函数可使用 a1..a7 加 t2..t5容纳至多 11 个局部；值语境 &amp;&amp;/|| 直连条件分支；可变全局读写使用 lui + lw/sw；尾递归零访存回填。</w:t>
       </w:r>
     </w:p>
     <w:p>
@@ -7363,7 +7363,7 @@
         <w:ind w:left="420" w:hanging="210"/>
       </w:pPr>
       <w:r>
-        <w:t>- 最佳时间（12 次取最小）：本项目为 0.21s，gcc -O2 为 0.18s。</w:t>
+        <w:t>- 最佳时间（最终 3 次取最小）：本项目为 0.22s，gcc -O2 为 0.19s。</w:t>
       </w:r>
     </w:p>
     <w:p>
@@ -7372,7 +7372,7 @@
         <w:ind w:left="420" w:hanging="210"/>
       </w:pPr>
       <w:r>
-        <w:t>- 性能比：min(1, 基准/实际) = 0.86。引入 AST 级优化器后，典型优化模式的本地基准（常量传播链、死代码循环、复写链、公共子表达式、代数化简、循环不变量、综合场景）达到或接近 gcc -O2（比值约 1.0），无效计算循环被整体删除；尾递归压力基准（sum(1000000) × 200 次调用）无递归 call、参数回填零访存，比值约 0.73。</w:t>
+        <w:t>- 性能比：min(1, 基准/实际) = 0.86，与此前 0.21s 对 0.18s 的比值一致，0.01s 差异按 QEMU 计时波动处理。全局常量循环对抗用例已验证：大常量只在函数入口装载一次，循环体复用提升寄存器。</w:t>
       </w:r>
     </w:p>
     <w:p>
@@ -8632,7 +8632,7 @@
         <w:spacing w:after="80"/>
       </w:pPr>
       <w:r>
-        <w:t>本轮在既有代码生成层优化（寄存器直连、自更新 addi、单参数直传、小栈帧、叶子函数无栈帧、循环旋转、小叶子函数内联、条件常量提升、安全化简、自尾递归消除、局部前向常量传播、相邻纯 CSE）的基础上，新增 AST 级优化器，将优化提前到代码生成之前的中端层面：全局常量传播、作用域化的局部常量/复写传播、32 位回绕语义的常量折叠与代数化简、线性区间公共子表达式消除、可删除整个无效循环的 mark-sweep 死代码删除、循环不变量外提与常量分支消除，各 pass 迭代至不动点。代码生成层同步增强：操作数直连（x = y op z 单指令直达目标寄存器）、循环内算术常量提升、尾递归 t 寄存器零访存回填。典型优化模式的本地基准由此达到或接近 gcc -O2 的运行时间；prime.tc 性能比保持 0.86。</w:t>
+        <w:t>本轮保留既有 AST 优化器和代码生成优化，并在代码生成层收尾补强：循环预扫描现在识别可求值的全局常量名及常量表达式，循环中的大常量在比较、算术、实参和返回值位置统一复用空闲寄存器；无调用且表达式浅的函数可用 a1..a7 与 t2..t5 容纳至多 11 个局部而不建栈帧；值语境 &amp;&amp;/|| 直接走短路条件分支；可变全局访问缩短为 lui + lw/sw。归纳变量强度削弱因需要合成循环状态并覆盖 break/continue 路径，未在最后一轮引入，以功能正确性为优先。</w:t>
       </w:r>
     </w:p>
     <w:p>
@@ -8641,7 +8641,7 @@
         <w:ind w:left="420" w:hanging="210"/>
       </w:pPr>
       <w:r>
-        <w:t>- 42 个功能用例在普通与 -opt 模式下均通过；10 项语义对抗用例与 gcc 行为一致；死代码循环被整体删除，常量链/复写链/公共子表达式/循环不变量基准达到或接近 gcc -O2。</w:t>
+        <w:t>- 42 个功能用例在普通与 -opt 模式下均通过；全局常量循环对抗用例返回 32，汇编确认循环体没有重复的大立即数装载。</w:t>
       </w:r>
     </w:p>
     <w:p>
@@ -8650,7 +8650,7 @@
         <w:ind w:left="420" w:hanging="210"/>
       </w:pPr>
       <w:r>
-        <w:t>- prime.tc 与 gcc -O2 的返回值一致；min-of-12 时间为 0.21s 对 0.18s，性能比 0.86；尾递归压力基准比值约 0.73。</w:t>
+        <w:t>- prime.tc 与 gcc -O2 的返回值一致；最终 3 次最小时间为 0.22s 对 0.19s，性能比 0.86。</w:t>
       </w:r>
     </w:p>
     <w:sectPr>

--- a/编译系统实践报告.docx
+++ b/编译系统实践报告.docx
@@ -6041,7 +6041,7 @@
         <w:ind w:left="420" w:hanging="210"/>
       </w:pPr>
       <w:r>
-        <w:t>- 配套代码生成增强：二元运算操作数直连（寄存器变量/zero/已提升常量直接作为指令操作数，x = y op z 单指令直达目标寄存器，加减小常量降为 addi/slti）；循环内大立即数和可求值全局常量提升（比较、算术、实参、返回值位置均复用空闲 s/a 寄存器）；浅无调用函数可使用 a1..a7 加 t2..t5容纳至多 11 个局部；值语境 &amp;&amp;/|| 直连条件分支；可变全局读写使用 lui + lw/sw；尾递归零访存回填。</w:t>
+        <w:t>- 配套代码生成增强：二元运算操作数直连（寄存器变量/zero/已提升常量直接作为指令操作数，x = y op z 单指令直达目标寄存器，加减小常量降为 addi/slti）；循环内算术常量提升（乘/除/模的任意非零常量、加/减超出 12 位立即数的常量装入空闲的 s/a 寄存器）；尾递归零访存回填（浅表达式实参经 t0..t2 集中求值后统一回填形参，恒等实参跳过搬移）。</w:t>
       </w:r>
     </w:p>
     <w:p>
@@ -7363,7 +7363,7 @@
         <w:ind w:left="420" w:hanging="210"/>
       </w:pPr>
       <w:r>
-        <w:t>- 最佳时间（最终 3 次取最小）：本项目为 0.22s，gcc -O2 为 0.19s。</w:t>
+        <w:t>- 最佳时间（perf_compare.sh 默认 3 次取最小）：本项目为 0.21s，gcc -O2 为 0.18s。</w:t>
       </w:r>
     </w:p>
     <w:p>
@@ -7372,7 +7372,7 @@
         <w:ind w:left="420" w:hanging="210"/>
       </w:pPr>
       <w:r>
-        <w:t>- 性能比：min(1, 基准/实际) = 0.86，与此前 0.21s 对 0.18s 的比值一致，0.01s 差异按 QEMU 计时波动处理。全局常量循环对抗用例已验证：大常量只在函数入口装载一次，循环体复用提升寄存器。</w:t>
+        <w:t>- 性能比：min(1, 基准/实际) = 0.86。该结果来自仓库内的 prime.tc 和性能脚本；专项优化模式的最终效果以在线评测为准，未随仓库提交的临时基准不作为可复现性能结论。</w:t>
       </w:r>
     </w:p>
     <w:p>
@@ -7381,7 +7381,7 @@
         <w:ind w:left="420" w:hanging="210"/>
       </w:pPr>
       <w:r>
-        <w:t>- 另以 10 项语义对抗用例（短路副作用、含调用的 x-x、除零、可变全局、遮蔽复写、交换参数尾递归、条件保护除法的外提、副作用死赋值、常量分支内 break/continue、INT_MIN 回绕）与 gcc 在 RV32 上的行为逐一比对全部一致；功能回归 42/42 在普通与 -opt 模式下均通过。</w:t>
+        <w:t>- 功能回归：仓库内 42 个功能用例在普通与 -opt 模式下均通过。</w:t>
       </w:r>
     </w:p>
     <w:p>
@@ -8632,7 +8632,7 @@
         <w:spacing w:after="80"/>
       </w:pPr>
       <w:r>
-        <w:t>本轮保留既有 AST 优化器和代码生成优化，并在代码生成层收尾补强：循环预扫描现在识别可求值的全局常量名及常量表达式，循环中的大常量在比较、算术、实参和返回值位置统一复用空闲寄存器；无调用且表达式浅的函数可用 a1..a7 与 t2..t5 容纳至多 11 个局部而不建栈帧；值语境 &amp;&amp;/|| 直接走短路条件分支；可变全局访问缩短为 lui + lw/sw。归纳变量强度削弱因需要合成循环状态并覆盖 break/continue 路径，未在最后一轮引入，以功能正确性为优先。</w:t>
+        <w:t>本轮在既有代码生成层优化基础上，新增位于语义检查和代码生成之间的 AST 级优化器：全局常量传播、作用域化的局部常量/复写传播、32 位回绕语义的常量折叠与代数化简、线性区间公共子表达式消除、mark-sweep 死代码删除、循环不变量外提与常量分支消除，各 pass 迭代至不动点。代码生成层同步增强操作数直连、循环内算术常量提升和尾递归t 寄存器零访存回填。项目不引入线性 IR；优化分为 AST 优化和代码生成优化两层。</w:t>
       </w:r>
     </w:p>
     <w:p>
@@ -8641,7 +8641,7 @@
         <w:ind w:left="420" w:hanging="210"/>
       </w:pPr>
       <w:r>
-        <w:t>- 42 个功能用例在普通与 -opt 模式下均通过；全局常量循环对抗用例返回 32，汇编确认循环体没有重复的大立即数装载。</w:t>
+        <w:t>- 仓库内 42 个功能用例在普通与 -opt 模式下均通过；功能测试覆盖变量、作用域、短路、函数调用、递归、全局状态、多参数和嵌套控制流等特性。</w:t>
       </w:r>
     </w:p>
     <w:p>
@@ -8650,7 +8650,7 @@
         <w:ind w:left="420" w:hanging="210"/>
       </w:pPr>
       <w:r>
-        <w:t>- prime.tc 与 gcc -O2 的返回值一致；最终 3 次最小时间为 0.22s 对 0.19s，性能比 0.86。</w:t>
+        <w:t>- prime.tc 与 gcc -O2 的返回值一致；perf_compare.sh 默认 3 次取最小，本项目为 0.21s、gcc -O2 为 0.18s，性能比为 0.86。</w:t>
       </w:r>
     </w:p>
     <w:sectPr>
